--- a/courts/ninth-circuit/california/state/court-of-appeal-fifth-district/answering-brief/usage/OUTPUT-answering-brief.docx
+++ b/courts/ninth-circuit/california/state/court-of-appeal-fifth-district/answering-brief/usage/OUTPUT-answering-brief.docx
@@ -654,9 +654,7 @@
               <w:t xml:space="preserve"> </w:t>
             </w:r>
             <w:r>
-              <w:t xml:space="preserve">1</w:t>
-              <w:noBreakHyphen/>
-              <w:t xml:space="preserve">10,</w:t>
+              <w:t xml:space="preserve">1-⁠10,</w:t>
             </w:r>
           </w:p>
           <w:p>
@@ -988,9 +986,7 @@
         <w:t xml:space="preserve"> </w:t>
       </w:r>
       <w:r>
-        <w:t xml:space="preserve">94102</w:t>
-        <w:noBreakHyphen/>
-        <w:t xml:space="preserve">7004</w:t>
+        <w:t xml:space="preserve">94102-⁠7004</w:t>
       </w:r>
     </w:p>
     <w:p>
@@ -1012,9 +1008,7 @@
         <w:t xml:space="preserve"> </w:t>
       </w:r>
       <w:r>
-        <w:t xml:space="preserve">510</w:t>
-        <w:noBreakHyphen/>
-        <w:t xml:space="preserve">3817</w:t>
+        <w:t xml:space="preserve">510-⁠3817</w:t>
       </w:r>
     </w:p>
     <w:p>
@@ -1036,9 +1030,7 @@
         <w:t xml:space="preserve"> </w:t>
       </w:r>
       <w:r>
-        <w:t xml:space="preserve">703</w:t>
-        <w:noBreakHyphen/>
-        <w:t xml:space="preserve">1234</w:t>
+        <w:t xml:space="preserve">703-⁠1234</w:t>
       </w:r>
     </w:p>
     <w:p>
@@ -1252,7 +1244,7 @@
         <w:tab/>
       </w:r>
       <w:r>
-        <w:t xml:space="preserve">4</w:t>
+        <w:t xml:space="preserve">5</w:t>
       </w:r>
     </w:p>
     <w:p>
@@ -1274,7 +1266,7 @@
         <w:tab/>
       </w:r>
       <w:r>
-        <w:t xml:space="preserve">5</w:t>
+        <w:t xml:space="preserve">6</w:t>
       </w:r>
     </w:p>
     <w:p>
@@ -1326,7 +1318,7 @@
         <w:tab/>
       </w:r>
       <w:r>
-        <w:t xml:space="preserve">5</w:t>
+        <w:t xml:space="preserve">6</w:t>
       </w:r>
     </w:p>
     <w:p>
@@ -1360,7 +1352,7 @@
         <w:tab/>
       </w:r>
       <w:r>
-        <w:t xml:space="preserve">7</w:t>
+        <w:t xml:space="preserve">8</w:t>
       </w:r>
     </w:p>
     <w:p>
@@ -1394,7 +1386,7 @@
         <w:tab/>
       </w:r>
       <w:r>
-        <w:t xml:space="preserve">9</w:t>
+        <w:t xml:space="preserve">10</w:t>
       </w:r>
     </w:p>
     <w:p>
@@ -1428,7 +1420,7 @@
         <w:tab/>
       </w:r>
       <w:r>
-        <w:t xml:space="preserve">10</w:t>
+        <w:t xml:space="preserve">11</w:t>
       </w:r>
     </w:p>
     <w:p>
@@ -1450,7 +1442,7 @@
         <w:tab/>
       </w:r>
       <w:r>
-        <w:t xml:space="preserve">12</w:t>
+        <w:t xml:space="preserve">13</w:t>
       </w:r>
     </w:p>
     <w:p>
@@ -1532,7 +1524,7 @@
         <w:tab/>
       </w:r>
       <w:r>
-        <w:t xml:space="preserve">12</w:t>
+        <w:t xml:space="preserve">13</w:t>
       </w:r>
     </w:p>
     <w:p>
@@ -1728,7 +1720,7 @@
         <w:tab/>
       </w:r>
       <w:r>
-        <w:t xml:space="preserve">13</w:t>
+        <w:t xml:space="preserve">14</w:t>
       </w:r>
     </w:p>
     <w:p>
@@ -1870,7 +1862,7 @@
         <w:tab/>
       </w:r>
       <w:r>
-        <w:t xml:space="preserve">16</w:t>
+        <w:t xml:space="preserve">17</w:t>
       </w:r>
     </w:p>
     <w:p>
@@ -1922,7 +1914,7 @@
         <w:tab/>
       </w:r>
       <w:r>
-        <w:t xml:space="preserve">17</w:t>
+        <w:t xml:space="preserve">19</w:t>
       </w:r>
     </w:p>
     <w:p>
@@ -2010,7 +2002,7 @@
         <w:tab/>
       </w:r>
       <w:r>
-        <w:t xml:space="preserve">19</w:t>
+        <w:t xml:space="preserve">20</w:t>
       </w:r>
     </w:p>
     <w:p>
@@ -2146,7 +2138,7 @@
         <w:tab/>
       </w:r>
       <w:r>
-        <w:t xml:space="preserve">19</w:t>
+        <w:t xml:space="preserve">20</w:t>
       </w:r>
     </w:p>
     <w:p>
@@ -2288,7 +2280,7 @@
         <w:tab/>
       </w:r>
       <w:r>
-        <w:t xml:space="preserve">20</w:t>
+        <w:t xml:space="preserve">22</w:t>
       </w:r>
     </w:p>
     <w:p>
@@ -2454,7 +2446,7 @@
         <w:tab/>
       </w:r>
       <w:r>
-        <w:t xml:space="preserve">24</w:t>
+        <w:t xml:space="preserve">26</w:t>
       </w:r>
     </w:p>
     <w:p>
@@ -2578,7 +2570,7 @@
         <w:tab/>
       </w:r>
       <w:r>
-        <w:t xml:space="preserve">25</w:t>
+        <w:t xml:space="preserve">27</w:t>
       </w:r>
     </w:p>
     <w:p>
@@ -2690,7 +2682,7 @@
         <w:tab/>
       </w:r>
       <w:r>
-        <w:t xml:space="preserve">26</w:t>
+        <w:t xml:space="preserve">27</w:t>
       </w:r>
     </w:p>
     <w:p>
@@ -2874,7 +2866,7 @@
         <w:tab/>
       </w:r>
       <w:r>
-        <w:t xml:space="preserve">27</w:t>
+        <w:t xml:space="preserve">29</w:t>
       </w:r>
     </w:p>
     <w:p>
@@ -2950,7 +2942,7 @@
         <w:tab/>
       </w:r>
       <w:r>
-        <w:t xml:space="preserve">31</w:t>
+        <w:t xml:space="preserve">33</w:t>
       </w:r>
     </w:p>
     <w:p>
@@ -2990,7 +2982,7 @@
         <w:tab/>
       </w:r>
       <w:r>
-        <w:t xml:space="preserve">32</w:t>
+        <w:t xml:space="preserve">34</w:t>
       </w:r>
     </w:p>
     <w:p>
@@ -3054,7 +3046,7 @@
         <w:tab/>
       </w:r>
       <w:r>
-        <w:t xml:space="preserve">37</w:t>
+        <w:t xml:space="preserve">40</w:t>
       </w:r>
     </w:p>
     <w:p>
@@ -3118,7 +3110,7 @@
         <w:tab/>
       </w:r>
       <w:r>
-        <w:t xml:space="preserve">41</w:t>
+        <w:t xml:space="preserve">44</w:t>
       </w:r>
     </w:p>
     <w:p>
@@ -3176,7 +3168,7 @@
         <w:tab/>
       </w:r>
       <w:r>
-        <w:t xml:space="preserve">43</w:t>
+        <w:t xml:space="preserve">46</w:t>
       </w:r>
     </w:p>
     <w:p>
@@ -3216,7 +3208,7 @@
         <w:tab/>
       </w:r>
       <w:r>
-        <w:t xml:space="preserve">43</w:t>
+        <w:t xml:space="preserve">46</w:t>
       </w:r>
     </w:p>
     <w:p>
@@ -3256,7 +3248,7 @@
         <w:tab/>
       </w:r>
       <w:r>
-        <w:t xml:space="preserve">45</w:t>
+        <w:t xml:space="preserve">48</w:t>
       </w:r>
     </w:p>
     <w:p>
@@ -3320,7 +3312,7 @@
         <w:tab/>
       </w:r>
       <w:r>
-        <w:t xml:space="preserve">46</w:t>
+        <w:t xml:space="preserve">49</w:t>
       </w:r>
     </w:p>
     <w:p>
@@ -3342,7 +3334,7 @@
         <w:tab/>
       </w:r>
       <w:r>
-        <w:t xml:space="preserve">47</w:t>
+        <w:t xml:space="preserve">51</w:t>
       </w:r>
     </w:p>
     <w:p>
@@ -3583,13 +3575,7 @@
         <w:pStyle w:val="BodyTextNote"/>
       </w:pPr>
       <w:r>
-        <w:t xml:space="preserve">Pursuant to this exemption, DOJ submitted registration regulations to the Office of Administrative Law for publication in the California Code of Regulations. (JA 1279</w:t>
-      </w:r>
-      <w:r>
-        <w:noBreakHyphen/>
-      </w:r>
-      <w:r>
-        <w:t xml:space="preserve">1426; see Gov. Code, § 11343.8.) The Office of Administrative Law approved the request to publish these regulations on July 31, 2017. (JA 1428.) The regulations address the following topics: the weapons that may be registered and definitions of the statutory terms governing the types of firearms to be registered (Cal. Code Regs., tit. 11, §§ 5470-⁠72);</w:t>
+        <w:t xml:space="preserve">Pursuant to this exemption, DOJ submitted registration regulations to the Office of Administrative Law for publication in the California Code of Regulations. (JA 1279-⁠1426; see Gov. Code, § 11343.8.) The Office of Administrative Law approved the request to publish these regulations on July 31, 2017. (JA 1428.) The regulations address the following topics: the weapons that may be registered and definitions of the statutory terms governing the types of firearms to be registered (Cal. Code Regs., tit. 11, §§ 5470-⁠72);</w:t>
       </w:r>
       <w:r>
         <w:rPr>
@@ -3653,25 +3639,7 @@
         <w:pStyle w:val="BodyText"/>
       </w:pPr>
       <w:r>
-        <w:t xml:space="preserve">Appellants are six individuals and one association who allegedly own (or whose members allegedly own) weapons subject to the bullet-button registration requirement and DOJ’s regulations. (Respondents’ Appendix (RA) 5</w:t>
-      </w:r>
-      <w:r>
-        <w:noBreakHyphen/>
-      </w:r>
-      <w:r>
-        <w:t xml:space="preserve">9 [Initial Compl., ¶¶ 11-⁠17; JA 1478</w:t>
-      </w:r>
-      <w:r>
-        <w:noBreakHyphen/>
-      </w:r>
-      <w:r>
-        <w:t xml:space="preserve">1482 [First Am. Verified Pet. for Writ of Mandate, ¶¶ 9-⁠15].) Appellants originally filed this action as a complaint for declaratory and injunctive relief challenging nine sets of registration regulations, arguing that the regulations fell outside the scope of the APA exemption for registration regulations, and conflicted with the assault weapons law. (RA 3</w:t>
-      </w:r>
-      <w:r>
-        <w:noBreakHyphen/>
-      </w:r>
-      <w:r>
-        <w:t xml:space="preserve">64.) The trial court sustained Respondents’ demurrer with leave to amend, finding that DOJ’s decision to promulgate regulations for the registration period using the APA exemption in Penal Code section 30900, subdivision (b)⁠(5), was an administrative decision that could only be challenged through a writ petition. (JA 1474.)</w:t>
+        <w:t xml:space="preserve">Appellants are six individuals and one association who allegedly own (or whose members allegedly own) weapons subject to the bullet-button registration requirement and DOJ’s regulations. (Respondents’ Appendix (RA) 5-⁠9 [Initial Compl., ¶¶ 11-⁠17; JA 1478-⁠1482 [First Am. Verified Pet. for Writ of Mandate, ¶¶ 9-⁠15].) Appellants originally filed this action as a complaint for declaratory and injunctive relief challenging nine sets of registration regulations, arguing that the regulations fell outside the scope of the APA exemption for registration regulations, and conflicted with the assault weapons law. (RA 3-⁠64.) The trial court sustained Respondents’ demurrer with leave to amend, finding that DOJ’s decision to promulgate regulations for the registration period using the APA exemption in Penal Code section 30900, subdivision (b)⁠(5), was an administrative decision that could only be challenged through a writ petition. (JA 1474.)</w:t>
       </w:r>
     </w:p>
     <w:p>
@@ -3692,13 +3660,7 @@
         <w:t xml:space="preserve"> </w:t>
       </w:r>
       <w:r>
-        <w:t xml:space="preserve">1496</w:t>
-      </w:r>
-      <w:r>
-        <w:noBreakHyphen/>
-      </w:r>
-      <w:r>
-        <w:t xml:space="preserve">1524.) All causes of action asserted that the regulations fell outside the scope of the APA exemption for registration regulations, and conflicted with the assault weapons law. (</w:t>
+        <w:t xml:space="preserve">1496-⁠1524.) All causes of action asserted that the regulations fell outside the scope of the APA exemption for registration regulations, and conflicted with the assault weapons law. (</w:t>
       </w:r>
       <w:r>
         <w:rPr>
@@ -3716,13 +3678,7 @@
         <w:pStyle w:val="BodyText"/>
       </w:pPr>
       <w:r>
-        <w:t xml:space="preserve">The trial court denied the writ petition, concluding that “the challenged regulations appear to carry out the intention of the Legislature, i.e., to require registration of ‘bullet button’ firearms, based on the ‘finding that each firearm has such a high rate of fire and capacity for firepower that its function as a legitimate sports or recreational firearm is substantially outweighed by the danger that it can be used to kill and injure human beings.’” (JA 1901</w:t>
-      </w:r>
-      <w:r>
-        <w:noBreakHyphen/>
-      </w:r>
-      <w:r>
-        <w:t xml:space="preserve">02, quoting Pen. Code, §30505, subd. (a).) The trial court also found no abuse of discretion, and that “DOJ’s interpretation indicates consideration of the purpose of the enabling statute, legislative intent behind the Assault Weapons Control Act, and the reality of devising an efficient and understandable registration process.” (</w:t>
+        <w:t xml:space="preserve">The trial court denied the writ petition, concluding that “the challenged regulations appear to carry out the intention of the Legislature, i.e., to require registration of ‘bullet button’ firearms, based on the ‘finding that each firearm has such a high rate of fire and capacity for firepower that its function as a legitimate sports or recreational firearm is substantially outweighed by the danger that it can be used to kill and injure human beings.’” (JA 1901-⁠02, quoting Pen. Code, §30505, subd. (a).) The trial court also found no abuse of discretion, and that “DOJ’s interpretation indicates consideration of the purpose of the enabling statute, legislative intent behind the Assault Weapons Control Act, and the reality of devising an efficient and understandable registration process.” (</w:t>
       </w:r>
       <w:r>
         <w:rPr>
@@ -4866,7 +4822,7 @@
         <w:tab/>
       </w:r>
       <w:r>
-        <w:t xml:space="preserve">a “preliminary and permanent prohibitory injunction forbidding Respondents . . . from enforcing” the challenged regulations.</w:t>
+        <w:t xml:space="preserve">a “preliminary and permanent prohibitory injunction forbidding Respondents ⁠. ⁠. ⁠. from enforcing” the challenged regulations.</w:t>
       </w:r>
     </w:p>
     <w:p>
@@ -4874,13 +4830,7 @@
         <w:pStyle w:val="BodyText"/>
       </w:pPr>
       <w:r>
-        <w:t xml:space="preserve">(JA 1524</w:t>
-      </w:r>
-      <w:r>
-        <w:noBreakHyphen/>
-      </w:r>
-      <w:r>
-        <w:t xml:space="preserve">1529.)</w:t>
+        <w:t xml:space="preserve">(JA 1524-⁠1529.)</w:t>
       </w:r>
     </w:p>
     <w:p>
@@ -5962,31 +5912,7 @@
         <w:pStyle w:val="BodyText"/>
       </w:pPr>
       <w:r>
-        <w:t xml:space="preserve">After the trial court sustained Respondents’ demurrer in its entirety, with leave to amend, Appellants filed an amended pleading, reasserting eight of the initial complaint’s nine causes of action for declaratory and injunctive relief as causes of action for a writ of mandate. (Compare RA 23</w:t>
-      </w:r>
-      <w:r>
-        <w:noBreakHyphen/>
-      </w:r>
-      <w:r>
-        <w:t xml:space="preserve">39, 42</w:t>
-      </w:r>
-      <w:r>
-        <w:noBreakHyphen/>
-      </w:r>
-      <w:r>
-        <w:t xml:space="preserve">44 [First through Seventh, Ninth Causes of Action], with JA 1496</w:t>
-      </w:r>
-      <w:r>
-        <w:noBreakHyphen/>
-      </w:r>
-      <w:r>
-        <w:t xml:space="preserve">1523 [First, Third, Fifth, Seventh, Ninth, Eleventh, Thirteenth, and Fifteenth Causes of Action].) Appellants also reasserted those same eight causes of action for declaratory and injunctive relief in their amended pleading. (JA 1498</w:t>
-      </w:r>
-      <w:r>
-        <w:noBreakHyphen/>
-      </w:r>
-      <w:r>
-        <w:t xml:space="preserve">1524 [Second, Fourth, Sixth, Eighth, Tenth, Twelfth, Fourteenth, and Sixteenth Causes of Action]). Appellants have thereby waived any appeal of the trial court’s decision to sustain the demurrer as to eight of the nine causes of action raised in the initial complaint. (</w:t>
+        <w:t xml:space="preserve">After the trial court sustained Respondents’ demurrer in its entirety, with leave to amend, Appellants filed an amended pleading, reasserting eight of the initial complaint’s nine causes of action for declaratory and injunctive relief as causes of action for a writ of mandate. (Compare RA 23-⁠39, 42-⁠44 [First through Seventh, Ninth Causes of Action], with JA 1496-⁠1523 [First, Third, Fifth, Seventh, Ninth, Eleventh, Thirteenth, and Fifteenth Causes of Action].) Appellants also reasserted those same eight causes of action for declaratory and injunctive relief in their amended pleading. (JA 1498-⁠1524 [Second, Fourth, Sixth, Eighth, Tenth, Twelfth, Fourteenth, and Sixteenth Causes of Action]). Appellants have thereby waived any appeal of the trial court’s decision to sustain the demurrer as to eight of the nine causes of action raised in the initial complaint. (</w:t>
       </w:r>
       <w:r>
         <w:rPr>
@@ -6017,13 +5943,7 @@
         <w:pStyle w:val="BodyText"/>
       </w:pPr>
       <w:r>
-        <w:t xml:space="preserve">The only cause of action Appellants did not amend was the initial complaint’s Seventh Cause of Action (RA 37</w:t>
-      </w:r>
-      <w:r>
-        <w:noBreakHyphen/>
-      </w:r>
-      <w:r>
-        <w:t xml:space="preserve">39 [Initial Compl. ¶¶ 157-⁠166]), which challenged regulations providing that applicants registering their assault weapons must undergo a “firearms eligibility check,” and that those who successfully complete this check will receive “an assault weapon registration disposition letter.” (§ 5476, subds. (d), (e).) Thus, the appeal of the trial court’s decision to sustain the demurrer can only extend to the originally pleaded Seventh Cause of Action, challenging the eligibility check regulations. (</w:t>
+        <w:t xml:space="preserve">The only cause of action Appellants did not amend was the initial complaint’s Seventh Cause of Action (RA 37-⁠39 [Initial Compl. ¶¶ 157-⁠166]), which challenged regulations providing that applicants registering their assault weapons must undergo a “firearms eligibility check,” and that those who successfully complete this check will receive “an assault weapon registration disposition letter.” (§ 5476, subds. (d), (e).) Thus, the appeal of the trial court’s decision to sustain the demurrer can only extend to the originally pleaded Seventh Cause of Action, challenging the eligibility check regulations. (</w:t>
       </w:r>
       <w:r>
         <w:rPr>
@@ -6036,7 +5956,7 @@
         <w:t xml:space="preserve"> </w:t>
       </w:r>
       <w:r>
-        <w:t xml:space="preserve">(2009) 171 Cal.App.4th 35, 44 [“When a demurrer to a cause of action is sustained with leave to amend, the plaintiff may elect not to amend the cause of action. The order sustaining the demurrer is treated as an intermediate order with respect to that cause of action, appealable at the time of a final judgment . . .”].) The appeal of the decision to sustain the demurrer as to all other causes of action has been waived.</w:t>
+        <w:t xml:space="preserve">(2009) 171 Cal.App.4th 35, 44 [“When a demurrer to a cause of action is sustained with leave to amend, the plaintiff may elect not to amend the cause of action. The order sustaining the demurrer is treated as an intermediate order with respect to that cause of action, appealable at the time of a final judgment ⁠. ⁠. ⁠.”].) The appeal of the decision to sustain the demurrer as to all other causes of action has been waived.</w:t>
       </w:r>
     </w:p>
     <w:p>
@@ -6340,13 +6260,7 @@
         <w:pStyle w:val="BodyText"/>
       </w:pPr>
       <w:r>
-        <w:t xml:space="preserve">All causes of action in the initial complaint sought declaratory and injunctive relief under Government Code section 11350. (RA 23</w:t>
-      </w:r>
-      <w:r>
-        <w:noBreakHyphen/>
-      </w:r>
-      <w:r>
-        <w:t xml:space="preserve">44 [Initial Compl. ¶¶ 75-⁠198;</w:t>
+        <w:t xml:space="preserve">All causes of action in the initial complaint sought declaratory and injunctive relief under Government Code section 11350. (RA 23-⁠44 [Initial Compl. ¶¶ 75-⁠198;</w:t>
       </w:r>
       <w:r>
         <w:t xml:space="preserve"> </w:t>
@@ -6359,49 +6273,7 @@
         <w:t xml:space="preserve">id.</w:t>
       </w:r>
       <w:r>
-        <w:t xml:space="preserve">, ¶ 10].) However, all of the causes of action—including the seventh—either directly allege or seek as relief a declaration that the challenged regulations “[are] beyond the scope of the APA exemption in Penal Code section 30900(b)⁠(5).” (RA 23</w:t>
-      </w:r>
-      <w:r>
-        <w:noBreakHyphen/>
-      </w:r>
-      <w:r>
-        <w:t xml:space="preserve">24, 26</w:t>
-      </w:r>
-      <w:r>
-        <w:noBreakHyphen/>
-      </w:r>
-      <w:r>
-        <w:t xml:space="preserve">27, 31, 38, 40, 42</w:t>
-      </w:r>
-      <w:r>
-        <w:noBreakHyphen/>
-      </w:r>
-      <w:r>
-        <w:t xml:space="preserve">43, 44</w:t>
-      </w:r>
-      <w:r>
-        <w:noBreakHyphen/>
-      </w:r>
-      <w:r>
-        <w:t xml:space="preserve">47 [Initial Compl. ¶¶ 77-⁠78, 95</w:t>
-      </w:r>
-      <w:r>
-        <w:noBreakHyphen/>
-      </w:r>
-      <w:r>
-        <w:t xml:space="preserve">96, 117, 160, 169</w:t>
-      </w:r>
-      <w:r>
-        <w:noBreakHyphen/>
-      </w:r>
-      <w:r>
-        <w:t xml:space="preserve">171, 186</w:t>
-      </w:r>
-      <w:r>
-        <w:noBreakHyphen/>
-      </w:r>
-      <w:r>
-        <w:t xml:space="preserve">189 and Prayer for Relief ¶¶ 1, 4, 8, 11, 15, 17, 20, 23, 26, 29, 32, 36].) As the trial court correctly determined, Appellants’ challenge to DOJ’s decision to invoke the APA exemption in promulgating these regulations was required to be filed as a writ petition. (JA 1474.)</w:t>
+        <w:t xml:space="preserve">, ¶ 10].) However, all of the causes of action—including the seventh—either directly allege or seek as relief a declaration that the challenged regulations “[are] beyond the scope of the APA exemption in Penal Code section 30900(b)⁠(5).” (RA 23-⁠24, 26-⁠27, 31, 38, 40, 42-⁠43, 44-⁠47 [Initial Compl. ¶¶ 77-⁠78, 95-⁠96, 117, 160, 169-⁠171, 186-⁠189 and Prayer for Relief ¶¶ 1, 4, 8, 11, 15, 17, 20, 23, 26, 29, 32, 36].) As the trial court correctly determined, Appellants’ challenge to DOJ’s decision to invoke the APA exemption in promulgating these regulations was required to be filed as a writ petition. (JA 1474.)</w:t>
       </w:r>
     </w:p>
     <w:p>
@@ -6493,13 +6365,7 @@
         <w:t xml:space="preserve"> </w:t>
       </w:r>
       <w:r>
-        <w:t xml:space="preserve">(1990) 221 Cal.App.3d 1419, 1423</w:t>
-      </w:r>
-      <w:r>
-        <w:noBreakHyphen/>
-      </w:r>
-      <w:r>
-        <w:t xml:space="preserve">1425, 1429. There, the agency had allegedly repeatedly failed to comply with requirements governing responses to public comments and cumulative impact assessments concerning proposed timber harvest plans. In contrast, here Appellants are challenging DOJ’s one-time use of a statutory APA exemption that, by its terms, is limited to regulations “for the purpose of implementing” a one-time registration process. (Cal. Pen. Code, § 30900, subd. (b)⁠(5).) This is precisely the type of administrative decision that must be reviewed in a traditional mandamus action, rather than an action for declaratory and injunctive relief.</w:t>
+        <w:t xml:space="preserve">(1990) 221 Cal.App.3d 1419, 1423-⁠1425, 1429. There, the agency had allegedly repeatedly failed to comply with requirements governing responses to public comments and cumulative impact assessments concerning proposed timber harvest plans. In contrast, here Appellants are challenging DOJ’s one-time use of a statutory APA exemption that, by its terms, is limited to regulations “for the purpose of implementing” a one-time registration process. (Cal. Pen. Code, § 30900, subd. (b)⁠(5).) This is precisely the type of administrative decision that must be reviewed in a traditional mandamus action, rather than an action for declaratory and injunctive relief.</w:t>
       </w:r>
     </w:p>
     <w:p>
@@ -6569,7 +6435,7 @@
         <w:pStyle w:val="BodyTextNote"/>
       </w:pPr>
       <w:r>
-        <w:t xml:space="preserve">Consistent with this, the Supreme Court has observed that Government Code section 11350 does not apply to regulations that are exempt from the APA: “Section 11350 has no application to the guidelines . . . because the Legislature specifically exempted the guidelines from the provisions of the California Administrative Procedure Act.” (</w:t>
+        <w:t xml:space="preserve">Consistent with this, the Supreme Court has observed that Government Code section 11350 does not apply to regulations that are exempt from the APA: “Section 11350 has no application to the guidelines ⁠. ⁠. ⁠. because the Legislature specifically exempted the guidelines from the provisions of the California Administrative Procedure Act.” (</w:t>
       </w:r>
       <w:r>
         <w:rPr>
@@ -6990,7 +6856,7 @@
         <w:pStyle w:val="BodyText"/>
       </w:pPr>
       <w:r>
-        <w:t xml:space="preserve">As set forth in Respondents’ demurrer (JA 30), the regulations requiring a firearms eligibility check of all potential bullet-button assault weapon registrants are well within DOJ’s rulemaking authority because the assault weapons law requires DOJ to perform an eligibility check before accepting a registration for an assault weapon. Penal Code section 30950 provides, “No person who is under the age of 18 years, and no person who is prohibited by state or federal law from possessing, receiving, owning, or purchasing a firearm, may register or possess an assault weapon or .50 BMG rifle.” DOJ must confirm that applicants are not prohibited from registering an assault weapon. DOJ’s decision to promulgate a registration regulation is entitled to deference (see</w:t>
+        <w:t xml:space="preserve">As set forth in Respondents’ demurrer (JA 30), the regulations requiring a firearms eligibility check of all potential bullet-button assault weapon registrants are well within DOJ’s rulemaking authority because the assault weapons law requires DOJ to perform an eligibility check before accepting a registration for an assault weapon. Penal Code section 30950 provides, “No person who is under the age of 18 years, and no person who is prohibited by state or federal law from possessing, receiving, owning, or purchasing a firearm, may register or possess an assault weapon or ⁠.50 BMG rifle.” DOJ must confirm that applicants are not prohibited from registering an assault weapon. DOJ’s decision to promulgate a registration regulation is entitled to deference (see</w:t>
       </w:r>
       <w:r>
         <w:t xml:space="preserve"> </w:t>
@@ -7512,7 +7378,7 @@
         <w:pStyle w:val="BodyText"/>
       </w:pPr>
       <w:r>
-        <w:t xml:space="preserve">DOJ promulgated all of the challenged regulations in accordance with Penal Code section 30900, subdivision (b)⁠(5), which states: “The department shall adopt regulations for the purpose of implementing this subdivision. These regulations are exempt from the Administrative Procedure Act . . . .” Subdivision (b) of section 30900 describes, in paragraphs (1) through (4), the requirement to register bullet-button assault weapons by a certain date, “via the Internet,” by providing information about the firearm and the registrant, and with payment of a fee. Thus, subdivision (b)⁠(5) gives DOJ broad authority to adopt regulations “for the purpose of implementing” the registration process. (See, e.g., Gov. Code, § 11342.600 [APA, defining “regulation” as a rule of “general application” adopted to “implement, interpret, or make certain or specific the law enforced or administered by it”]; see also</w:t>
+        <w:t xml:space="preserve">DOJ promulgated all of the challenged regulations in accordance with Penal Code section 30900, subdivision (b)⁠(5), which states: “The department shall adopt regulations for the purpose of implementing this subdivision. These regulations are exempt from the Administrative Procedure Act ⁠. ⁠. ⁠. ⁠.” Subdivision (b) of section 30900 describes, in paragraphs (1) through (4), the requirement to register bullet-button assault weapons by a certain date, “via the Internet,” by providing information about the firearm and the registrant, and with payment of a fee. Thus, subdivision (b)⁠(5) gives DOJ broad authority to adopt regulations “for the purpose of implementing” the registration process. (See, e.g., Gov. Code, § 11342.600 [APA, defining “regulation” as a rule of “general application” adopted to “implement, interpret, or make certain or specific the law enforced or administered by it”]; see also</w:t>
       </w:r>
       <w:r>
         <w:t xml:space="preserve"> </w:t>
@@ -8275,19 +8141,7 @@
         <w:t xml:space="preserve"> </w:t>
       </w:r>
       <w:r>
-        <w:t xml:space="preserve">(2015) 233 Cal.App.4th 1292, 1298</w:t>
-      </w:r>
-      <w:r>
-        <w:noBreakHyphen/>
-      </w:r>
-      <w:r>
-        <w:t xml:space="preserve">99, 1307</w:t>
-      </w:r>
-      <w:r>
-        <w:noBreakHyphen/>
-      </w:r>
-      <w:r>
-        <w:t xml:space="preserve">08 [regulations requiring information not required by statute did not conflict with authorizing statute], brackets omitted, quoting</w:t>
+        <w:t xml:space="preserve">(2015) 233 Cal.App.4th 1292, 1298-⁠99, 1307-⁠08 [regulations requiring information not required by statute did not conflict with authorizing statute], brackets omitted, quoting</w:t>
       </w:r>
       <w:r>
         <w:t xml:space="preserve"> </w:t>
@@ -8377,13 +8231,7 @@
         <w:t xml:space="preserve"> </w:t>
       </w:r>
       <w:r>
-        <w:t xml:space="preserve">(1996) 42 Cal.App.4th 436, 445</w:t>
-      </w:r>
-      <w:r>
-        <w:noBreakHyphen/>
-      </w:r>
-      <w:r>
-        <w:t xml:space="preserve">447.)</w:t>
+        <w:t xml:space="preserve">(1996) 42 Cal.App.4th 436, 445-⁠447.)</w:t>
       </w:r>
     </w:p>
     <w:p>
@@ -8579,13 +8427,7 @@
         <w:pStyle w:val="BodyText"/>
       </w:pPr>
       <w:r>
-        <w:t xml:space="preserve">Appellants contend that DOJ improperly used the APA exemption to “repeal” five definitions originally promulgated in 2000, which applied to the “identification of assault weapons pursuant to Penal Code section 30515.” (AOB, pp. 38</w:t>
-      </w:r>
-      <w:r>
-        <w:noBreakHyphen/>
-      </w:r>
-      <w:r>
-        <w:t xml:space="preserve">39 [citing former § 5469].) However, two of these definitions (“Forward pistol grip” and “Thumbhole stock”) were moved to Section 5471 without change. (§ 5471, subds. (t), (qq).) The remaining three (“Detachable magazine,” “Flash suppressor,” and “Pistol grip that protrudes conspicuously beneath the action of the weapon”) were moved to Section 5471, and specific qualifying examples were added. (§ 5471, subds. (m), (r), (z).)</w:t>
+        <w:t xml:space="preserve">Appellants contend that DOJ improperly used the APA exemption to “repeal” five definitions originally promulgated in 2000, which applied to the “identification of assault weapons pursuant to Penal Code section 30515.” (AOB, pp. 38-⁠39 [citing former § 5469].) However, two of these definitions (“Forward pistol grip” and “Thumbhole stock”) were moved to Section 5471 without change. (§ 5471, subds. (t), (qq).) The remaining three (“Detachable magazine,” “Flash suppressor,” and “Pistol grip that protrudes conspicuously beneath the action of the weapon”) were moved to Section 5471, and specific qualifying examples were added. (§ 5471, subds. (m), (r), (z).)</w:t>
       </w:r>
     </w:p>
     <w:p>
@@ -8593,7 +8435,7 @@
         <w:pStyle w:val="BodyText"/>
       </w:pPr>
       <w:r>
-        <w:t xml:space="preserve">Thus, the definitions were not “repealed.” As part of Section 5471, they still govern interpretation of Penal Code section 30515. The definitions were consolidated into the registration definitions, to reduce confusion during the registration process. Preventing such confusion is well within DOJ’s authority to make rules implementing the bullet-button registration process, because “[t]o conclude that . . . the Legislature [must] define in advance every problem it expects an agency to address is to suggest that the Legislature had little need for agencies in the first place.” (</w:t>
+        <w:t xml:space="preserve">Thus, the definitions were not “repealed.” As part of Section 5471, they still govern interpretation of Penal Code section 30515. The definitions were consolidated into the registration definitions, to reduce confusion during the registration process. Preventing such confusion is well within DOJ’s authority to make rules implementing the bullet-button registration process, because “[t]o conclude that ⁠. ⁠. ⁠. the Legislature [must] define in advance every problem it expects an agency to address is to suggest that the Legislature had little need for agencies in the first place.” (</w:t>
       </w:r>
       <w:r>
         <w:rPr>
@@ -8784,13 +8626,7 @@
         <w:t xml:space="preserve"> </w:t>
       </w:r>
       <w:r>
-        <w:t xml:space="preserve">(2006) 145 Cal.App.4th 1408, 1413</w:t>
-      </w:r>
-      <w:r>
-        <w:noBreakHyphen/>
-      </w:r>
-      <w:r>
-        <w:t xml:space="preserve">1414 [interpreting the phrase “the term ‘firearm’ includes the frame or receiver of the weapon” to mean that a “frame or receiver” is sufficient to constitute a firearm, regardless of whether a “frame or receiver” would satisfy the definition of “firearm” provided in another statutory provision].)</w:t>
+        <w:t xml:space="preserve">(2006) 145 Cal.App.4th 1408, 1413-⁠1414 [interpreting the phrase “the term ‘firearm’ includes the frame or receiver of the weapon” to mean that a “frame or receiver” is sufficient to constitute a firearm, regardless of whether a “frame or receiver” would satisfy the definition of “firearm” provided in another statutory provision].)</w:t>
       </w:r>
     </w:p>
     <w:p>
@@ -8926,13 +8762,7 @@
         <w:t xml:space="preserve"> </w:t>
       </w:r>
       <w:r>
-        <w:t xml:space="preserve">(2001) 25 Cal.4th 1138, 1154.) As the trial court found, the legislative history for the bullet-button amendments states that the legislation “clarifies the definition of assault weapons and provides the [DOJ] the authority to bring existing regulations into conformity with the original intent of California’s Assault Weapon Ban,” and that “[t]he purpose of this change is to clarify that equipping a weapon with a ‘bullet button’ magazine release does not take that weapon outside the definition of an assault weapon[.]” (JA 1899</w:t>
-      </w:r>
-      <w:r>
-        <w:noBreakHyphen/>
-      </w:r>
-      <w:r>
-        <w:t xml:space="preserve">1900, citing JA 1238, 1242.) The trial court thus concluded that DOJ’s interpretation of Penal Code section 30900, subdivision (b)⁠(1), to include semiautomatic bullet-button shotguns was not an abuse of discretion, and “indicates consideration of the purpose of the enabling statute [and the] legislative intent behind the Assault Weapons Control Act . . . .” (</w:t>
+        <w:t xml:space="preserve">(2001) 25 Cal.4th 1138, 1154.) As the trial court found, the legislative history for the bullet-button amendments states that the legislation “clarifies the definition of assault weapons and provides the [DOJ] the authority to bring existing regulations into conformity with the original intent of California’s Assault Weapon Ban,” and that “[t]he purpose of this change is to clarify that equipping a weapon with a ‘bullet button’ magazine release does not take that weapon outside the definition of an assault weapon[.]” (JA 1899-⁠1900, citing JA 1238, 1242.) The trial court thus concluded that DOJ’s interpretation of Penal Code section 30900, subdivision (b)⁠(1), to include semiautomatic bullet-button shotguns was not an abuse of discretion, and “indicates consideration of the purpose of the enabling statute [and the] legislative intent behind the Assault Weapons Control Act ⁠. ⁠. ⁠. ⁠.” (</w:t>
       </w:r>
       <w:r>
         <w:rPr>
@@ -8953,7 +8783,7 @@
         <w:pStyle w:val="BodyText"/>
       </w:pPr>
       <w:r>
-        <w:t xml:space="preserve">In addition, if the statutory text here is deemed unclear, public policy impacts would weigh in favor of finding that semiautomatic bullet-button shotguns are required to be registered. “When the plain meaning of the statutory text is insufficient to resolve the question of its interpretation . . . the court may consider the impact of an interpretation on public policy[.]” (</w:t>
+        <w:t xml:space="preserve">In addition, if the statutory text here is deemed unclear, public policy impacts would weigh in favor of finding that semiautomatic bullet-button shotguns are required to be registered. “When the plain meaning of the statutory text is insufficient to resolve the question of its interpretation ⁠. ⁠. ⁠. the court may consider the impact of an interpretation on public policy[.]” (</w:t>
       </w:r>
       <w:r>
         <w:rPr>
@@ -9497,13 +9327,7 @@
         <w:t xml:space="preserve"> </w:t>
       </w:r>
       <w:r>
-        <w:t xml:space="preserve">(1968) 69 Cal.2d 172, 182</w:t>
-      </w:r>
-      <w:r>
-        <w:noBreakHyphen/>
-      </w:r>
-      <w:r>
-        <w:t xml:space="preserve">183 [upholding agency’s regulation of quantity discounts for beer even though separate statute governed quantity discounts on milk and wine].) Rather, DOJ has authority to promulgate any and all regulations that do not conflict with the authorizing statute, and that are reasonably necessary to effectuate the statutory purpose. (</w:t>
+        <w:t xml:space="preserve">(1968) 69 Cal.2d 172, 182-⁠183 [upholding agency’s regulation of quantity discounts for beer even though separate statute governed quantity discounts on milk and wine].) Rather, DOJ has authority to promulgate any and all regulations that do not conflict with the authorizing statute, and that are reasonably necessary to effectuate the statutory purpose. (</w:t>
       </w:r>
       <w:r>
         <w:rPr>
@@ -9809,13 +9633,7 @@
         <w:t xml:space="preserve">supra</w:t>
       </w:r>
       <w:r>
-        <w:t xml:space="preserve">, 233 Cal.App.4th at pp. 1298</w:t>
-      </w:r>
-      <w:r>
-        <w:noBreakHyphen/>
-      </w:r>
-      <w:r>
-        <w:t xml:space="preserve">1299.) Clear digital photos help to uniquely identify the weapon, as required by statute, and allow DOJ to confirm that the weapon was accurately described in the application and is eligible for registration (e.g., whether it has a bullet button).</w:t>
+        <w:t xml:space="preserve">, 233 Cal.App.4th at pp. 1298-⁠1299.) Clear digital photos help to uniquely identify the weapon, as required by statute, and allow DOJ to confirm that the weapon was accurately described in the application and is eligible for registration (e.g., whether it has a bullet button).</w:t>
       </w:r>
       <w:r>
         <w:rPr>
@@ -9980,13 +9798,7 @@
         <w:pStyle w:val="BodyText"/>
       </w:pPr>
       <w:r>
-        <w:t xml:space="preserve">Appellants have not briefed the challenge to the proof-of-address regulation (§ 5474.1, subd. (c)) raised in the Thirteenth Cause of Action in their amended pleading (JA 1518</w:t>
-      </w:r>
-      <w:r>
-        <w:noBreakHyphen/>
-      </w:r>
-      <w:r>
-        <w:t xml:space="preserve">1519), thus waiving that challenge. In any event, that challenge is similarly unfounded. DOJ is not precluded from requiring proof-of-address, even if that requirement does not appear in the statute. “[T]he Legislature may . . . choose to grant an administrative agency broad authority to apply its expertise in determining whether and how to address a problem without identifying specific examples of the problem or articulating possible solutions.” (</w:t>
+        <w:t xml:space="preserve">Appellants have not briefed the challenge to the proof-of-address regulation (§ 5474.1, subd. (c)) raised in the Thirteenth Cause of Action in their amended pleading (JA 1518-⁠1519), thus waiving that challenge. In any event, that challenge is similarly unfounded. DOJ is not precluded from requiring proof-of-address, even if that requirement does not appear in the statute. “[T]he Legislature may ⁠. ⁠. ⁠. choose to grant an administrative agency broad authority to apply its expertise in determining whether and how to address a problem without identifying specific examples of the problem or articulating possible solutions.” (</w:t>
       </w:r>
       <w:r>
         <w:rPr>
@@ -11573,9 +11385,7 @@
         <w:t xml:space="preserve"> </w:t>
       </w:r>
       <w:r>
-        <w:t xml:space="preserve">94102</w:t>
-        <w:noBreakHyphen/>
-        <w:t xml:space="preserve">7004.</w:t>
+        <w:t xml:space="preserve">94102-⁠7004.</w:t>
       </w:r>
     </w:p>
     <w:p>
@@ -11811,9 +11621,7 @@
         <w:t xml:space="preserve"> </w:t>
       </w:r>
       <w:r>
-        <w:t xml:space="preserve">90802</w:t>
-        <w:noBreakHyphen/>
-        <w:t xml:space="preserve">4079,</w:t>
+        <w:t xml:space="preserve">90802-⁠4079,</w:t>
       </w:r>
       <w:r>
         <w:t xml:space="preserve"> </w:t>
@@ -11989,9 +11797,7 @@
         <w:t xml:space="preserve"> </w:t>
       </w:r>
       <w:r>
-        <w:t xml:space="preserve">93721</w:t>
-        <w:noBreakHyphen/>
-        <w:t xml:space="preserve">2220</w:t>
+        <w:t xml:space="preserve">93721-⁠2220</w:t>
       </w:r>
     </w:p>
     <w:p>
@@ -12427,7 +12233,7 @@
         <w:t xml:space="preserve"> </w:t>
       </w:r>
       <w:r>
-        <w:t xml:space="preserve">The APA provides that, where “a rule constitutes a regulation within the meaning of the APA . . . it may not be adopted, amended, or repealed except in conformity with basic minimum procedural requirements,” including advance notice to the public and an opportunity for public comment.” (</w:t>
+        <w:t xml:space="preserve">The APA provides that, where “a rule constitutes a regulation within the meaning of the APA ⁠. ⁠. ⁠. it may not be adopted, amended, or repealed except in conformity with basic minimum procedural requirements,” including advance notice to the public and an opportunity for public comment.” (</w:t>
       </w:r>
       <w:r>
         <w:rPr>
@@ -12696,7 +12502,7 @@
         <w:t xml:space="preserve">ante</w:t>
       </w:r>
       <w:r>
-        <w:t xml:space="preserve">, Argument, I.B.), DOJ undertook regular APA notice-⁠and-⁠comment rulemaking to allow the registration definitions to apply when identifying assault weapons described in Penal Code section 30515. Thus, even if Appellants were to prevail on the challenge to the regulation requiring registration of bullet-⁠button shotguns, those weapons would still be defined as prohibited assault weapons that cannot be possessed unless they were validly registered before July 1, 2018.</w:t>
+        <w:t xml:space="preserve">, Argument, I.B.), DOJ undertook regular APA notice-and-comment rulemaking to allow the registration definitions to apply when identifying assault weapons described in Penal Code section 30515. Thus, even if Appellants were to prevail on the challenge to the regulation requiring registration of bullet-button shotguns, those weapons would still be defined as prohibited assault weapons that cannot be possessed unless they were validly registered before July 1, 2018.</w:t>
       </w:r>
     </w:p>
   </w:footnote>
@@ -12884,13 +12690,7 @@
         <w:t xml:space="preserve"> </w:t>
       </w:r>
       <w:r>
-        <w:t xml:space="preserve">Appellants have not provided substantive briefing on, and have thus waived, their challenge to a similar requirement that a person seeking to de-register a weapon submit “one or more photographs clearly depicting the firearm.” (§ 5478, subd. (a)⁠(2); see JA 1513</w:t>
-      </w:r>
-      <w:r>
-        <w:noBreakHyphen/>
-      </w:r>
-      <w:r>
-        <w:t xml:space="preserve">1516 [First Am. Verified Pet. for Writ of Mandate, Causes of Action 11 &amp; 12].) This challenge also would fail on the merits for the same reasons that the challenge to section 5474, subdivision (c) fails.</w:t>
+        <w:t xml:space="preserve">Appellants have not provided substantive briefing on, and have thus waived, their challenge to a similar requirement that a person seeking to de-register a weapon submit “one or more photographs clearly depicting the firearm.” (§ 5478, subd. (a)⁠(2); see JA 1513-⁠1516 [First Am. Verified Pet. for Writ of Mandate, Causes of Action 11 &amp; 12].) This challenge also would fail on the merits for the same reasons that the challenge to section 5474, subdivision (c) fails.</w:t>
       </w:r>
     </w:p>
   </w:footnote>
@@ -13165,7 +12965,7 @@
   <w:docDefaults>
     <w:rPrDefault>
       <w:rPr>
-        <w:rFonts w:ascii="EB Garamond" w:hAnsi="EB Garamond" w:eastAsia="EB Garamond" w:cs="EB Garamond"/>
+        <w:rFonts w:ascii="Times New Roman" w:hAnsi="Times New Roman" w:eastAsia="Times New Roman" w:cs="Times New Roman"/>
         <w:sz w:val="26"/>
         <w:szCs w:val="26"/>
         <w:lang w:val="en-US" w:eastAsia="zh-CN" w:bidi="ar-SA"/>
@@ -13357,7 +13157,7 @@
       <w:outlineLvl w:val="0"/>
     </w:pPr>
     <w:rPr>
-      <w:rFonts w:ascii="EB Garamond" w:hAnsi="EB Garamond" w:eastAsia="EB Garamond" w:cs="EB Garamond"/>
+      <w:rFonts w:ascii="Times New Roman" w:hAnsi="Times New Roman" w:eastAsia="Times New Roman" w:cs="Times New Roman"/>
       <w:b/>
       <w:bCs/>
       <w:caps/>
@@ -13384,7 +13184,7 @@
       <w:outlineLvl w:val="1"/>
     </w:pPr>
     <w:rPr>
-      <w:rFonts w:ascii="EB Garamond" w:hAnsi="EB Garamond" w:eastAsia="EB Garamond" w:cs="EB Garamond"/>
+      <w:rFonts w:ascii="Times New Roman" w:hAnsi="Times New Roman" w:eastAsia="Times New Roman" w:cs="Times New Roman"/>
       <w:b/>
       <w:bCs/>
       <w:color w:val="000000"/>
@@ -13410,7 +13210,7 @@
       <w:outlineLvl w:val="2"/>
     </w:pPr>
     <w:rPr>
-      <w:rFonts w:ascii="EB Garamond" w:hAnsi="EB Garamond" w:eastAsia="EB Garamond" w:cs="EB Garamond"/>
+      <w:rFonts w:ascii="Times New Roman" w:hAnsi="Times New Roman" w:eastAsia="Times New Roman" w:cs="Times New Roman"/>
       <w:b/>
       <w:bCs/>
       <w:color w:val="000000"/>
@@ -13436,7 +13236,7 @@
       <w:outlineLvl w:val="3"/>
     </w:pPr>
     <w:rPr>
-      <w:rFonts w:ascii="EB Garamond" w:hAnsi="EB Garamond" w:eastAsia="EB Garamond" w:cs="EB Garamond"/>
+      <w:rFonts w:ascii="Times New Roman" w:hAnsi="Times New Roman" w:eastAsia="Times New Roman" w:cs="Times New Roman"/>
       <w:b/>
       <w:bCs/>
       <w:i/>
@@ -13463,7 +13263,7 @@
       <w:outlineLvl w:val="4"/>
     </w:pPr>
     <w:rPr>
-      <w:rFonts w:ascii="EB Garamond" w:hAnsi="EB Garamond" w:eastAsia="EB Garamond" w:cs="EB Garamond"/>
+      <w:rFonts w:ascii="Times New Roman" w:hAnsi="Times New Roman" w:eastAsia="Times New Roman" w:cs="Times New Roman"/>
       <w:b/>
       <w:bCs/>
       <w:i/>

--- a/courts/ninth-circuit/california/state/court-of-appeal-fifth-district/answering-brief/usage/OUTPUT-answering-brief.docx
+++ b/courts/ninth-circuit/california/state/court-of-appeal-fifth-district/answering-brief/usage/OUTPUT-answering-brief.docx
@@ -1420,7 +1420,7 @@
         <w:tab/>
       </w:r>
       <w:r>
-        <w:t xml:space="preserve">11</w:t>
+        <w:t xml:space="preserve">12</w:t>
       </w:r>
     </w:p>
     <w:p>
@@ -1442,7 +1442,7 @@
         <w:tab/>
       </w:r>
       <w:r>
-        <w:t xml:space="preserve">13</w:t>
+        <w:t xml:space="preserve">14</w:t>
       </w:r>
     </w:p>
     <w:p>
@@ -1524,7 +1524,7 @@
         <w:tab/>
       </w:r>
       <w:r>
-        <w:t xml:space="preserve">13</w:t>
+        <w:t xml:space="preserve">14</w:t>
       </w:r>
     </w:p>
     <w:p>
@@ -2682,7 +2682,7 @@
         <w:tab/>
       </w:r>
       <w:r>
-        <w:t xml:space="preserve">27</w:t>
+        <w:t xml:space="preserve">28</w:t>
       </w:r>
     </w:p>
     <w:p>
@@ -13509,7 +13509,7 @@
     <w:qFormat/>
     <w:pPr>
       <w:keepLines/>
-      <w:spacing w:before="0" w:after="130" w:line="338" w:lineRule="exact"/>
+      <w:spacing w:before="65" w:after="130" w:line="338" w:lineRule="exact"/>
     </w:pPr>
     <w:rPr>
       <w:sz w:val="26"/>
